--- a/docs/study-guides/chapter-2/word/Lesson-2-12-Solve-Two-Step-Problems-Involving-Addition-and-Subtraction.docx
+++ b/docs/study-guides/chapter-2/word/Lesson-2-12-Solve-Two-Step-Problems-Involving-Addition-and-Subtraction.docx
@@ -698,7 +698,7 @@
                 <wp:inline distT="0" distB="0" distL="0" distR="0">
                   <wp:extent cx="2466975" cy="628650"/>
                   <wp:effectExtent t="0" r="0" b="0" l="0"/>
-                  <wp:docPr id="1" name="" descr="" title=""/>
+                  <wp:docPr id="5" name="" descr="" title=""/>
                   <wp:cNvGraphicFramePr>
                     <a:graphicFrameLocks xmlns:a="http://schemas.openxmlformats.org/drawingml/2006/main" noChangeAspect="1"/>
                   </wp:cNvGraphicFramePr>
@@ -814,7 +814,7 @@
                 <wp:inline distT="0" distB="0" distL="0" distR="0">
                   <wp:extent cx="2466975" cy="638175"/>
                   <wp:effectExtent t="0" r="0" b="0" l="0"/>
-                  <wp:docPr id="2" name="" descr="" title=""/>
+                  <wp:docPr id="6" name="" descr="" title=""/>
                   <wp:cNvGraphicFramePr>
                     <a:graphicFrameLocks xmlns:a="http://schemas.openxmlformats.org/drawingml/2006/main" noChangeAspect="1"/>
                   </wp:cNvGraphicFramePr>
@@ -1517,7 +1517,7 @@
                 <wp:inline distT="0" distB="0" distL="0" distR="0">
                   <wp:extent cx="2743200" cy="523875"/>
                   <wp:effectExtent t="0" r="0" b="0" l="0"/>
-                  <wp:docPr id="3" name="" descr="" title=""/>
+                  <wp:docPr id="7" name="" descr="" title=""/>
                   <wp:cNvGraphicFramePr>
                     <a:graphicFrameLocks xmlns:a="http://schemas.openxmlformats.org/drawingml/2006/main" noChangeAspect="1"/>
                   </wp:cNvGraphicFramePr>
@@ -1970,7 +1970,7 @@
                 <wp:inline distT="0" distB="0" distL="0" distR="0">
                   <wp:extent cx="2466975" cy="514350"/>
                   <wp:effectExtent t="0" r="0" b="0" l="0"/>
-                  <wp:docPr id="4" name="" descr="" title=""/>
+                  <wp:docPr id="8" name="" descr="" title=""/>
                   <wp:cNvGraphicFramePr>
                     <a:graphicFrameLocks xmlns:a="http://schemas.openxmlformats.org/drawingml/2006/main" noChangeAspect="1"/>
                   </wp:cNvGraphicFramePr>
@@ -2123,7 +2123,7 @@
                 <wp:inline distT="0" distB="0" distL="0" distR="0">
                   <wp:extent cx="2466975" cy="704850"/>
                   <wp:effectExtent t="0" r="0" b="0" l="0"/>
-                  <wp:docPr id="5" name="" descr="" title=""/>
+                  <wp:docPr id="9" name="" descr="" title=""/>
                   <wp:cNvGraphicFramePr>
                     <a:graphicFrameLocks xmlns:a="http://schemas.openxmlformats.org/drawingml/2006/main" noChangeAspect="1"/>
                   </wp:cNvGraphicFramePr>
@@ -2472,7 +2472,7 @@
                 <w:sz w:val="25"/>
                 <w:szCs w:val="25"/>
               </w:rPr>
-              <w:t xml:space="preserve">Lena and Max biked 326 miles in May and 488 miles in June. Lena biked 439 of the miles. How many miles did Max bike? Use letters for the unknowns.</w:t>
+              <w:t xml:space="preserve">Together, Lena and Max biked 326 miles in May and 488 miles in June. Lena biked 439 of the miles. How many miles did Max bike? Use letters for the unknowns.</w:t>
             </w:r>
           </w:p>
           <w:p>
@@ -3146,7 +3146,7 @@
                 <wp:inline distT="0" distB="0" distL="0" distR="0">
                   <wp:extent cx="2743200" cy="523875"/>
                   <wp:effectExtent t="0" r="0" b="0" l="0"/>
-                  <wp:docPr id="6" name="" descr="" title=""/>
+                  <wp:docPr id="10" name="" descr="" title=""/>
                   <wp:cNvGraphicFramePr>
                     <a:graphicFrameLocks xmlns:a="http://schemas.openxmlformats.org/drawingml/2006/main" noChangeAspect="1"/>
                   </wp:cNvGraphicFramePr>
@@ -4449,7 +4449,7 @@
                 <w:sz w:val="21"/>
                 <w:szCs w:val="21"/>
               </w:rPr>
-              <w:t xml:space="preserve">Sample: “A farm picked 208 apples on Monday, 315 on Tuesday, and 146 on Wednesday. How many apples in all?” </w:t>
+              <w:t xml:space="preserve">Sample: “A farm picked 208 apples on Monday and 315 on Tuesday. On Wednesday it picked 146 more. How many apples did it pick in all?” 208 + 315 = a, a = 523; 523 + 146 = t, </w:t>
             </w:r>
             <w:r>
               <w:rPr>
@@ -4475,7 +4475,7 @@
                 <w:sz w:val="19"/>
                 <w:szCs w:val="19"/>
               </w:rPr>
-              <w:t xml:space="preserve">Accept any story that joins the three amounts (it may be told in two steps: 208 + 315 = 523, 523 + 146 = 669).</w:t>
+              <w:t xml:space="preserve">Accept any two-step story that joins the three amounts.</w:t>
             </w:r>
           </w:p>
         </w:tc>
